--- a/PMF12_Contratacao.docx
+++ b/PMF12_Contratacao.docx
@@ -121,7 +121,7 @@
               <w:bottom w:color="000000" w:space="0" w:sz="0" w:val="nil"/>
               <w:right w:color="000000" w:space="0" w:sz="0" w:val="nil"/>
             </w:tcBorders>
-            <w:shd w:fill="eeeeee" w:val="clear"/>
+            <w:shd w:fill="d6e0db" w:val="clear"/>
             <w:tcMar>
               <w:top w:w="160.0" w:type="dxa"/>
               <w:left w:w="260.0" w:type="dxa"/>
@@ -316,7 +316,7 @@
               <w:bottom w:color="d8d8d8" w:space="0" w:sz="4" w:val="single"/>
               <w:right w:color="d8d8d8" w:space="0" w:sz="4" w:val="single"/>
             </w:tcBorders>
-            <w:shd w:fill="f7f7f7" w:val="clear"/>
+            <w:shd w:fill="dee8e3" w:val="clear"/>
             <w:tcMar>
               <w:top w:w="90.0" w:type="dxa"/>
               <w:left w:w="160.0" w:type="dxa"/>
@@ -429,7 +429,7 @@
               <w:bottom w:color="d8d8d8" w:space="0" w:sz="4" w:val="single"/>
               <w:right w:color="d8d8d8" w:space="0" w:sz="4" w:val="single"/>
             </w:tcBorders>
-            <w:shd w:fill="f7f7f7" w:val="clear"/>
+            <w:shd w:fill="dee8e3" w:val="clear"/>
             <w:tcMar>
               <w:top w:w="90.0" w:type="dxa"/>
               <w:left w:w="160.0" w:type="dxa"/>
@@ -542,7 +542,7 @@
               <w:bottom w:color="d8d8d8" w:space="0" w:sz="4" w:val="single"/>
               <w:right w:color="d8d8d8" w:space="0" w:sz="4" w:val="single"/>
             </w:tcBorders>
-            <w:shd w:fill="f7f7f7" w:val="clear"/>
+            <w:shd w:fill="dee8e3" w:val="clear"/>
             <w:tcMar>
               <w:top w:w="90.0" w:type="dxa"/>
               <w:left w:w="160.0" w:type="dxa"/>
@@ -752,7 +752,7 @@
               <w:bottom w:color="d8d8d8" w:space="0" w:sz="4" w:val="single"/>
               <w:right w:color="d8d8d8" w:space="0" w:sz="4" w:val="single"/>
             </w:tcBorders>
-            <w:shd w:fill="f2f2f2" w:val="clear"/>
+            <w:shd w:fill="dae4df" w:val="clear"/>
             <w:tcMar>
               <w:top w:w="120.0" w:type="dxa"/>
               <w:left w:w="200.0" w:type="dxa"/>
@@ -889,7 +889,7 @@
               <w:bottom w:color="d8d8d8" w:space="0" w:sz="4" w:val="single"/>
               <w:right w:color="d8d8d8" w:space="0" w:sz="4" w:val="single"/>
             </w:tcBorders>
-            <w:shd w:fill="f2f2f2" w:val="clear"/>
+            <w:shd w:fill="dae4df" w:val="clear"/>
             <w:tcMar>
               <w:top w:w="120.0" w:type="dxa"/>
               <w:left w:w="200.0" w:type="dxa"/>
@@ -1026,7 +1026,7 @@
               <w:bottom w:color="d8d8d8" w:space="0" w:sz="4" w:val="single"/>
               <w:right w:color="d8d8d8" w:space="0" w:sz="4" w:val="single"/>
             </w:tcBorders>
-            <w:shd w:fill="f2f2f2" w:val="clear"/>
+            <w:shd w:fill="dae4df" w:val="clear"/>
             <w:tcMar>
               <w:top w:w="120.0" w:type="dxa"/>
               <w:left w:w="200.0" w:type="dxa"/>
@@ -1163,7 +1163,7 @@
               <w:bottom w:color="d8d8d8" w:space="0" w:sz="4" w:val="single"/>
               <w:right w:color="d8d8d8" w:space="0" w:sz="4" w:val="single"/>
             </w:tcBorders>
-            <w:shd w:fill="f2f2f2" w:val="clear"/>
+            <w:shd w:fill="dae4df" w:val="clear"/>
             <w:tcMar>
               <w:top w:w="120.0" w:type="dxa"/>
               <w:left w:w="200.0" w:type="dxa"/>
@@ -1470,7 +1470,7 @@
               <w:bottom w:color="d8d8d8" w:space="0" w:sz="4" w:val="single"/>
               <w:right w:color="d8d8d8" w:space="0" w:sz="4" w:val="single"/>
             </w:tcBorders>
-            <w:shd w:fill="f7f7f7" w:val="clear"/>
+            <w:shd w:fill="dee8e3" w:val="clear"/>
             <w:tcMar>
               <w:top w:w="60.0" w:type="dxa"/>
               <w:left w:w="90.0" w:type="dxa"/>
@@ -1511,7 +1511,7 @@
               <w:bottom w:color="d8d8d8" w:space="0" w:sz="4" w:val="single"/>
               <w:right w:color="d8d8d8" w:space="0" w:sz="4" w:val="single"/>
             </w:tcBorders>
-            <w:shd w:fill="f7f7f7" w:val="clear"/>
+            <w:shd w:fill="dee8e3" w:val="clear"/>
             <w:tcMar>
               <w:top w:w="60.0" w:type="dxa"/>
               <w:left w:w="90.0" w:type="dxa"/>
@@ -1540,7 +1540,7 @@
               <w:bottom w:color="d8d8d8" w:space="0" w:sz="4" w:val="single"/>
               <w:right w:color="d8d8d8" w:space="0" w:sz="4" w:val="single"/>
             </w:tcBorders>
-            <w:shd w:fill="f7f7f7" w:val="clear"/>
+            <w:shd w:fill="dee8e3" w:val="clear"/>
             <w:tcMar>
               <w:top w:w="60.0" w:type="dxa"/>
               <w:left w:w="90.0" w:type="dxa"/>
@@ -1569,7 +1569,7 @@
               <w:bottom w:color="d8d8d8" w:space="0" w:sz="4" w:val="single"/>
               <w:right w:color="d8d8d8" w:space="0" w:sz="4" w:val="single"/>
             </w:tcBorders>
-            <w:shd w:fill="f7f7f7" w:val="clear"/>
+            <w:shd w:fill="dee8e3" w:val="clear"/>
             <w:tcMar>
               <w:top w:w="60.0" w:type="dxa"/>
               <w:left w:w="90.0" w:type="dxa"/>
@@ -1740,7 +1740,7 @@
               <w:bottom w:color="d8d8d8" w:space="0" w:sz="4" w:val="single"/>
               <w:right w:color="d8d8d8" w:space="0" w:sz="4" w:val="single"/>
             </w:tcBorders>
-            <w:shd w:fill="f7f7f7" w:val="clear"/>
+            <w:shd w:fill="dee8e3" w:val="clear"/>
             <w:tcMar>
               <w:top w:w="60.0" w:type="dxa"/>
               <w:left w:w="90.0" w:type="dxa"/>
@@ -1781,7 +1781,7 @@
               <w:bottom w:color="d8d8d8" w:space="0" w:sz="4" w:val="single"/>
               <w:right w:color="d8d8d8" w:space="0" w:sz="4" w:val="single"/>
             </w:tcBorders>
-            <w:shd w:fill="f7f7f7" w:val="clear"/>
+            <w:shd w:fill="dee8e3" w:val="clear"/>
             <w:tcMar>
               <w:top w:w="60.0" w:type="dxa"/>
               <w:left w:w="90.0" w:type="dxa"/>
@@ -1810,7 +1810,7 @@
               <w:bottom w:color="d8d8d8" w:space="0" w:sz="4" w:val="single"/>
               <w:right w:color="d8d8d8" w:space="0" w:sz="4" w:val="single"/>
             </w:tcBorders>
-            <w:shd w:fill="f7f7f7" w:val="clear"/>
+            <w:shd w:fill="dee8e3" w:val="clear"/>
             <w:tcMar>
               <w:top w:w="60.0" w:type="dxa"/>
               <w:left w:w="90.0" w:type="dxa"/>
@@ -1839,7 +1839,7 @@
               <w:bottom w:color="d8d8d8" w:space="0" w:sz="4" w:val="single"/>
               <w:right w:color="d8d8d8" w:space="0" w:sz="4" w:val="single"/>
             </w:tcBorders>
-            <w:shd w:fill="f7f7f7" w:val="clear"/>
+            <w:shd w:fill="dee8e3" w:val="clear"/>
             <w:tcMar>
               <w:top w:w="60.0" w:type="dxa"/>
               <w:left w:w="90.0" w:type="dxa"/>
@@ -2010,7 +2010,7 @@
               <w:bottom w:color="d8d8d8" w:space="0" w:sz="4" w:val="single"/>
               <w:right w:color="d8d8d8" w:space="0" w:sz="4" w:val="single"/>
             </w:tcBorders>
-            <w:shd w:fill="f7f7f7" w:val="clear"/>
+            <w:shd w:fill="dee8e3" w:val="clear"/>
             <w:tcMar>
               <w:top w:w="60.0" w:type="dxa"/>
               <w:left w:w="90.0" w:type="dxa"/>
@@ -2051,7 +2051,7 @@
               <w:bottom w:color="d8d8d8" w:space="0" w:sz="4" w:val="single"/>
               <w:right w:color="d8d8d8" w:space="0" w:sz="4" w:val="single"/>
             </w:tcBorders>
-            <w:shd w:fill="f7f7f7" w:val="clear"/>
+            <w:shd w:fill="dee8e3" w:val="clear"/>
             <w:tcMar>
               <w:top w:w="60.0" w:type="dxa"/>
               <w:left w:w="90.0" w:type="dxa"/>
@@ -2080,7 +2080,7 @@
               <w:bottom w:color="d8d8d8" w:space="0" w:sz="4" w:val="single"/>
               <w:right w:color="d8d8d8" w:space="0" w:sz="4" w:val="single"/>
             </w:tcBorders>
-            <w:shd w:fill="f7f7f7" w:val="clear"/>
+            <w:shd w:fill="dee8e3" w:val="clear"/>
             <w:tcMar>
               <w:top w:w="60.0" w:type="dxa"/>
               <w:left w:w="90.0" w:type="dxa"/>
@@ -2109,7 +2109,7 @@
               <w:bottom w:color="d8d8d8" w:space="0" w:sz="4" w:val="single"/>
               <w:right w:color="d8d8d8" w:space="0" w:sz="4" w:val="single"/>
             </w:tcBorders>
-            <w:shd w:fill="f7f7f7" w:val="clear"/>
+            <w:shd w:fill="dee8e3" w:val="clear"/>
             <w:tcMar>
               <w:top w:w="60.0" w:type="dxa"/>
               <w:left w:w="90.0" w:type="dxa"/>
@@ -2284,7 +2284,7 @@
               <w:bottom w:color="d8d8d8" w:space="0" w:sz="4" w:val="single"/>
               <w:right w:color="d8d8d8" w:space="0" w:sz="4" w:val="single"/>
             </w:tcBorders>
-            <w:shd w:fill="f2f2f2" w:val="clear"/>
+            <w:shd w:fill="dae4df" w:val="clear"/>
             <w:tcMar>
               <w:top w:w="110.0" w:type="dxa"/>
               <w:left w:w="200.0" w:type="dxa"/>
@@ -2444,7 +2444,7 @@
               <w:bottom w:color="d8d8d8" w:space="0" w:sz="4" w:val="single"/>
               <w:right w:color="d8d8d8" w:space="0" w:sz="4" w:val="single"/>
             </w:tcBorders>
-            <w:shd w:fill="f2f2f2" w:val="clear"/>
+            <w:shd w:fill="dae4df" w:val="clear"/>
             <w:tcMar>
               <w:top w:w="110.0" w:type="dxa"/>
               <w:left w:w="200.0" w:type="dxa"/>
@@ -2604,7 +2604,7 @@
               <w:bottom w:color="d8d8d8" w:space="0" w:sz="4" w:val="single"/>
               <w:right w:color="d8d8d8" w:space="0" w:sz="4" w:val="single"/>
             </w:tcBorders>
-            <w:shd w:fill="f2f2f2" w:val="clear"/>
+            <w:shd w:fill="dae4df" w:val="clear"/>
             <w:tcMar>
               <w:top w:w="110.0" w:type="dxa"/>
               <w:left w:w="200.0" w:type="dxa"/>
@@ -2764,7 +2764,7 @@
               <w:bottom w:color="d8d8d8" w:space="0" w:sz="4" w:val="single"/>
               <w:right w:color="d8d8d8" w:space="0" w:sz="4" w:val="single"/>
             </w:tcBorders>
-            <w:shd w:fill="f2f2f2" w:val="clear"/>
+            <w:shd w:fill="dae4df" w:val="clear"/>
             <w:tcMar>
               <w:top w:w="110.0" w:type="dxa"/>
               <w:left w:w="200.0" w:type="dxa"/>
@@ -2906,7 +2906,7 @@
               <w:bottom w:color="000000" w:space="0" w:sz="0" w:val="nil"/>
               <w:right w:color="000000" w:space="0" w:sz="0" w:val="nil"/>
             </w:tcBorders>
-            <w:shd w:fill="eeeeee" w:val="clear"/>
+            <w:shd w:fill="d6e0db" w:val="clear"/>
             <w:tcMar>
               <w:top w:w="160.0" w:type="dxa"/>
               <w:left w:w="260.0" w:type="dxa"/>
@@ -3181,7 +3181,7 @@
       <w:rPr/>
       <w:drawing>
         <wp:inline distB="114300" distT="114300" distL="114300" distR="114300">
-          <wp:extent cx="1106897" cy="623888"/>
+          <wp:extent cx="1911049" cy="623888"/>
           <wp:effectExtent b="0" l="0" r="0" t="0"/>
           <wp:docPr id="1" name="image1.png"/>
           <a:graphic>
@@ -3193,7 +3193,7 @@
                 </pic:nvPicPr>
                 <pic:blipFill>
                   <a:blip r:embed="rId1"/>
-                  <a:srcRect b="27972" l="11329" r="12428" t="30420"/>
+                  <a:srcRect b="0" l="0" r="0" t="0"/>
                   <a:stretch>
                     <a:fillRect/>
                   </a:stretch>
@@ -3201,7 +3201,7 @@
                 <pic:spPr>
                   <a:xfrm>
                     <a:off x="0" y="0"/>
-                    <a:ext cx="1106897" cy="623888"/>
+                    <a:ext cx="1911049" cy="623888"/>
                   </a:xfrm>
                   <a:prstGeom prst="rect"/>
                   <a:ln/>
